--- a/frontend/public/sample-templates/REPORT_CARD.docx
+++ b/frontend/public/sample-templates/REPORT_CARD.docx
@@ -56,19 +56,101 @@
         <w:t xml:space="preserve">Subject-wise Marks</w:t>
       </w:r>
     </w:p>
+    <w:tbl>
+      <w:tblPr>
+        <w:tblW w:w="0" w:type="auto"/>
+        <w:tblBorders>
+          <w:top w:val="single" w:sz="4" w:space="0" w:color="auto"/>
+          <w:left w:val="single" w:sz="4" w:space="0" w:color="auto"/>
+          <w:bottom w:val="single" w:sz="4" w:space="0" w:color="auto"/>
+          <w:right w:val="single" w:sz="4" w:space="0" w:color="auto"/>
+          <w:insideH w:val="single" w:sz="4" w:space="0" w:color="auto"/>
+          <w:insideV w:val="single" w:sz="4" w:space="0" w:color="auto"/>
+        </w:tblBorders>
+      </w:tblPr>
+      <w:tblGrid>
+        <w:gridCol w:w="3000"/>
+        <w:gridCol w:w="2000"/>
+        <w:gridCol w:w="2000"/>
+        <w:gridCol w:w="1500"/>
+      </w:tblGrid>
+      <w:tr>
+        <w:tc>
+          <w:p>
+            <w:r>
+              <w:rPr>
+                <w:b/>
+              </w:rPr>
+              <w:t>Subject</w:t>
+            </w:r>
+          </w:p>
+        </w:tc>
+        <w:tc>
+          <w:p>
+            <w:r>
+              <w:rPr>
+                <w:b/>
+              </w:rPr>
+              <w:t>Max Marks</w:t>
+            </w:r>
+          </w:p>
+        </w:tc>
+        <w:tc>
+          <w:p>
+            <w:r>
+              <w:rPr>
+                <w:b/>
+              </w:rPr>
+              <w:t>Obtained</w:t>
+            </w:r>
+          </w:p>
+        </w:tc>
+        <w:tc>
+          <w:p>
+            <w:r>
+              <w:rPr>
+                <w:b/>
+              </w:rPr>
+              <w:t>Grade</w:t>
+            </w:r>
+          </w:p>
+        </w:tc>
+      </w:tr>
+      <w:tr>
+        <w:tc>
+          <w:p>
+            <w:r>
+              <w:t xml:space="preserve">{#marks}{subjectName}</w:t>
+            </w:r>
+          </w:p>
+        </w:tc>
+        <w:tc>
+          <w:p>
+            <w:r>
+              <w:t>{maxMarks}</w:t>
+            </w:r>
+          </w:p>
+        </w:tc>
+        <w:tc>
+          <w:p>
+            <w:r>
+              <w:t>{obtainedMarks}</w:t>
+            </w:r>
+          </w:p>
+        </w:tc>
+        <w:tc>
+          <w:p>
+            <w:r>
+              <w:t>{grade}{/marks}</w:t>
+            </w:r>
+          </w:p>
+        </w:tc>
+      </w:tr>
+    </w:tbl>
+    <w:p/>
     <w:p>
       <w:r>
-        <w:t xml:space="preserve">Subject: {{subjectName}}     Max Marks: {{maxMarks}}     Obtained: {{obtainedMarks}}     Grade: {{grade}}</w:t>
-      </w:r>
-    </w:p>
-    <w:p>
-      <w:r>
-        <w:t xml:space="preserve">( Repeat the row above per subject if your Word app supports a mail-merge-style</w:t>
-      </w:r>
-    </w:p>
-    <w:p>
-      <w:r>
-        <w:t xml:space="preserve">  table with the {{marks}} list - otherwise list subjects manually. )</w:t>
+        <w:t xml:space="preserve">(This table repeats one row per subject automatically - do not duplicate it manually.)</w:t>
       </w:r>
     </w:p>
     <w:p/>

--- a/frontend/public/sample-templates/REPORT_CARD.docx
+++ b/frontend/public/sample-templates/REPORT_CARD.docx
@@ -120,28 +120,28 @@
         <w:tc>
           <w:p>
             <w:r>
-              <w:t xml:space="preserve">{#marks}{subjectName}</w:t>
+              <w:t xml:space="preserve">{{#marks}}{{subjectName}}</w:t>
             </w:r>
           </w:p>
         </w:tc>
         <w:tc>
           <w:p>
             <w:r>
-              <w:t>{maxMarks}</w:t>
+              <w:t>{{maxMarks}}</w:t>
             </w:r>
           </w:p>
         </w:tc>
         <w:tc>
           <w:p>
             <w:r>
-              <w:t>{obtainedMarks}</w:t>
+              <w:t>{{obtainedMarks}}</w:t>
             </w:r>
           </w:p>
         </w:tc>
         <w:tc>
           <w:p>
             <w:r>
-              <w:t>{grade}{/marks}</w:t>
+              <w:t>{{grade}}{{/marks}}</w:t>
             </w:r>
           </w:p>
         </w:tc>
